--- a/bai_03.docx
+++ b/bai_03.docx
@@ -10,8 +10,21 @@
           <w:numId w:val="1"/>
         </w:numPr>
       </w:pPr>
-      <w:r>
-        <w:t>mkdir smart-farm\data\logs ; mkdir smart-farm\code</w:t>
+      <w:proofErr w:type="spellStart"/>
+      <w:r>
+        <w:t>mkdir</w:t>
+      </w:r>
+      <w:proofErr w:type="spellEnd"/>
+      <w:r>
+        <w:t xml:space="preserve"> smart-farm\data\logs ; </w:t>
+      </w:r>
+      <w:proofErr w:type="spellStart"/>
+      <w:r>
+        <w:t>mkdir</w:t>
+      </w:r>
+      <w:proofErr w:type="spellEnd"/>
+      <w:r>
+        <w:t xml:space="preserve"> smart-farm\code</w:t>
       </w:r>
     </w:p>
     <w:p>
@@ -23,7 +36,15 @@
         </w:numPr>
       </w:pPr>
       <w:r>
-        <w:t>new-item config.json ; new-item sensors.py ; new-item .env</w:t>
+        <w:t xml:space="preserve">new-item </w:t>
+      </w:r>
+      <w:proofErr w:type="spellStart"/>
+      <w:r>
+        <w:t>config.json</w:t>
+      </w:r>
+      <w:proofErr w:type="spellEnd"/>
+      <w:r>
+        <w:t xml:space="preserve"> ; new-item sensors.py ; new-item .env</w:t>
       </w:r>
     </w:p>
     <w:p>
@@ -36,6 +57,63 @@
       </w:pPr>
       <w:r>
         <w:t>cp -r code backup\code_v1</w:t>
+      </w:r>
+      <w:r>
+        <w:t xml:space="preserve"> </w:t>
+      </w:r>
+      <w:r>
+        <w:br/>
+        <w:t xml:space="preserve">Danh </w:t>
+      </w:r>
+      <w:proofErr w:type="spellStart"/>
+      <w:r>
+        <w:t>sách</w:t>
+      </w:r>
+      <w:proofErr w:type="spellEnd"/>
+      <w:r>
+        <w:t xml:space="preserve"> </w:t>
+      </w:r>
+      <w:proofErr w:type="spellStart"/>
+      <w:r>
+        <w:t>các</w:t>
+      </w:r>
+      <w:proofErr w:type="spellEnd"/>
+      <w:r>
+        <w:t xml:space="preserve"> </w:t>
+      </w:r>
+      <w:proofErr w:type="spellStart"/>
+      <w:r>
+        <w:t>câu</w:t>
+      </w:r>
+      <w:proofErr w:type="spellEnd"/>
+      <w:r>
+        <w:t xml:space="preserve"> </w:t>
+      </w:r>
+      <w:proofErr w:type="spellStart"/>
+      <w:r>
+        <w:t>lệnh</w:t>
+      </w:r>
+      <w:proofErr w:type="spellEnd"/>
+      <w:r>
+        <w:t xml:space="preserve"> </w:t>
+      </w:r>
+      <w:proofErr w:type="spellStart"/>
+      <w:r>
+        <w:t>đã</w:t>
+      </w:r>
+      <w:proofErr w:type="spellEnd"/>
+      <w:r>
+        <w:t xml:space="preserve"> dung : </w:t>
+      </w:r>
+    </w:p>
+    <w:p>
+      <w:proofErr w:type="spellStart"/>
+      <w:r>
+        <w:t>mkdir</w:t>
+      </w:r>
+      <w:proofErr w:type="spellEnd"/>
+      <w:r>
+        <w:t xml:space="preserve">, new-item, cp </w:t>
       </w:r>
     </w:p>
     <w:sectPr>

--- a/bai_03.docx
+++ b/bai_03.docx
@@ -16,7 +16,15 @@
       </w:r>
       <w:proofErr w:type="spellEnd"/>
       <w:r>
-        <w:t xml:space="preserve"> smart-farm\data\logs ; </w:t>
+        <w:t xml:space="preserve"> smart-farm</w:t>
+      </w:r>
+      <w:proofErr w:type="gramStart"/>
+      <w:r>
+        <w:t>\data\logs ;</w:t>
+      </w:r>
+      <w:proofErr w:type="gramEnd"/>
+      <w:r>
+        <w:t xml:space="preserve"> </w:t>
       </w:r>
       <w:proofErr w:type="spellStart"/>
       <w:r>
@@ -39,13 +47,28 @@
         <w:t xml:space="preserve">new-item </w:t>
       </w:r>
       <w:proofErr w:type="spellStart"/>
+      <w:proofErr w:type="gramStart"/>
       <w:r>
         <w:t>config.json</w:t>
       </w:r>
       <w:proofErr w:type="spellEnd"/>
-      <w:r>
-        <w:t xml:space="preserve"> ; new-item sensors.py ; new-item .env</w:t>
-      </w:r>
+      <w:proofErr w:type="gramEnd"/>
+      <w:r>
+        <w:t xml:space="preserve"> ; new-item </w:t>
+      </w:r>
+      <w:proofErr w:type="gramStart"/>
+      <w:r>
+        <w:t>sensors.py ;</w:t>
+      </w:r>
+      <w:proofErr w:type="gramEnd"/>
+      <w:r>
+        <w:t xml:space="preserve"> new-</w:t>
+      </w:r>
+      <w:proofErr w:type="gramStart"/>
+      <w:r>
+        <w:t>item .env</w:t>
+      </w:r>
+      <w:proofErr w:type="gramEnd"/>
     </w:p>
     <w:p>
       <w:pPr>
@@ -103,7 +126,15 @@
       </w:r>
       <w:proofErr w:type="spellEnd"/>
       <w:r>
-        <w:t xml:space="preserve"> dung : </w:t>
+        <w:t xml:space="preserve"> </w:t>
+      </w:r>
+      <w:proofErr w:type="gramStart"/>
+      <w:r>
+        <w:t>dung :</w:t>
+      </w:r>
+      <w:proofErr w:type="gramEnd"/>
+      <w:r>
+        <w:t xml:space="preserve"> </w:t>
       </w:r>
     </w:p>
     <w:p>
@@ -114,6 +145,648 @@
       <w:proofErr w:type="spellEnd"/>
       <w:r>
         <w:t xml:space="preserve">, new-item, cp </w:t>
+      </w:r>
+      <w:r>
+        <w:t xml:space="preserve"> </w:t>
+      </w:r>
+      <w:r>
+        <w:br/>
+      </w:r>
+      <w:proofErr w:type="spellStart"/>
+      <w:r>
+        <w:t>Sơ</w:t>
+      </w:r>
+      <w:proofErr w:type="spellEnd"/>
+      <w:r>
+        <w:t xml:space="preserve"> </w:t>
+      </w:r>
+      <w:proofErr w:type="spellStart"/>
+      <w:r>
+        <w:t>đồ</w:t>
+      </w:r>
+      <w:proofErr w:type="spellEnd"/>
+      <w:r>
+        <w:t xml:space="preserve"> </w:t>
+      </w:r>
+      <w:proofErr w:type="spellStart"/>
+      <w:r>
+        <w:t>luồng</w:t>
+      </w:r>
+      <w:proofErr w:type="spellEnd"/>
+      <w:r>
+        <w:t xml:space="preserve"> IPO </w:t>
+      </w:r>
+    </w:p>
+    <w:p>
+      <w:r>
+        <w:t>┌─────────────────────────┐   ┌──────────────────────────────┐   ┌──────────────────────────────┐</w:t>
+      </w:r>
+    </w:p>
+    <w:p>
+      <w:r>
+        <w:t>│         INPUT           │   │           PROCESS            │   │           OUTPUT             │</w:t>
+      </w:r>
+    </w:p>
+    <w:p>
+      <w:r>
+        <w:rPr>
+          <w:rFonts w:ascii="MS Gothic" w:eastAsia="MS Gothic" w:hAnsi="MS Gothic" w:cs="MS Gothic" w:hint="eastAsia"/>
+        </w:rPr>
+        <w:t>├</w:t>
+      </w:r>
+      <w:r>
+        <w:rPr>
+          <w:rFonts w:ascii="Aptos" w:hAnsi="Aptos" w:cs="Aptos"/>
+        </w:rPr>
+        <w:t>─────────────────────────</w:t>
+      </w:r>
+      <w:r>
+        <w:rPr>
+          <w:rFonts w:ascii="MS Gothic" w:eastAsia="MS Gothic" w:hAnsi="MS Gothic" w:cs="MS Gothic" w:hint="eastAsia"/>
+        </w:rPr>
+        <w:t>┤</w:t>
+      </w:r>
+      <w:r>
+        <w:t xml:space="preserve">   </w:t>
+      </w:r>
+      <w:r>
+        <w:rPr>
+          <w:rFonts w:ascii="MS Gothic" w:eastAsia="MS Gothic" w:hAnsi="MS Gothic" w:cs="MS Gothic" w:hint="eastAsia"/>
+        </w:rPr>
+        <w:t>├</w:t>
+      </w:r>
+      <w:r>
+        <w:rPr>
+          <w:rFonts w:ascii="Aptos" w:hAnsi="Aptos" w:cs="Aptos"/>
+        </w:rPr>
+        <w:t>──────────────────────────────</w:t>
+      </w:r>
+      <w:r>
+        <w:rPr>
+          <w:rFonts w:ascii="MS Gothic" w:eastAsia="MS Gothic" w:hAnsi="MS Gothic" w:cs="MS Gothic" w:hint="eastAsia"/>
+        </w:rPr>
+        <w:t>┤</w:t>
+      </w:r>
+      <w:r>
+        <w:t xml:space="preserve">   </w:t>
+      </w:r>
+      <w:r>
+        <w:rPr>
+          <w:rFonts w:ascii="MS Gothic" w:eastAsia="MS Gothic" w:hAnsi="MS Gothic" w:cs="MS Gothic" w:hint="eastAsia"/>
+        </w:rPr>
+        <w:t>├</w:t>
+      </w:r>
+      <w:r>
+        <w:rPr>
+          <w:rFonts w:ascii="Aptos" w:hAnsi="Aptos" w:cs="Aptos"/>
+        </w:rPr>
+        <w:t>──────────────────────────────</w:t>
+      </w:r>
+      <w:r>
+        <w:rPr>
+          <w:rFonts w:ascii="MS Gothic" w:eastAsia="MS Gothic" w:hAnsi="MS Gothic" w:cs="MS Gothic" w:hint="eastAsia"/>
+        </w:rPr>
+        <w:t>┤</w:t>
+      </w:r>
+    </w:p>
+    <w:p>
+      <w:r>
+        <w:t xml:space="preserve">│ • </w:t>
+      </w:r>
+      <w:proofErr w:type="spellStart"/>
+      <w:r>
+        <w:t>Đường</w:t>
+      </w:r>
+      <w:proofErr w:type="spellEnd"/>
+      <w:r>
+        <w:t xml:space="preserve"> </w:t>
+      </w:r>
+      <w:proofErr w:type="spellStart"/>
+      <w:r>
+        <w:t>dẫn</w:t>
+      </w:r>
+      <w:proofErr w:type="spellEnd"/>
+      <w:r>
+        <w:t>:            │   │ B1. New-Item -ItemType       │   │ smart-farm\                  │</w:t>
+      </w:r>
+    </w:p>
+    <w:p>
+      <w:r>
+        <w:t>│   smart-farm</w:t>
+      </w:r>
+      <w:proofErr w:type="gramStart"/>
+      <w:r>
+        <w:t>\data\logs  │</w:t>
+      </w:r>
+      <w:proofErr w:type="gramEnd"/>
+      <w:r>
+        <w:t>──</w:t>
+      </w:r>
+      <w:r>
+        <w:rPr>
+          <w:rFonts w:ascii="Cambria Math" w:hAnsi="Cambria Math" w:cs="Cambria Math"/>
+        </w:rPr>
+        <w:t>▶</w:t>
+      </w:r>
+      <w:r>
+        <w:rPr>
+          <w:rFonts w:ascii="Aptos" w:hAnsi="Aptos" w:cs="Aptos"/>
+        </w:rPr>
+        <w:t>│</w:t>
+      </w:r>
+      <w:r>
+        <w:t xml:space="preserve">     Directory -Force         </w:t>
+      </w:r>
+      <w:r>
+        <w:rPr>
+          <w:rFonts w:ascii="Aptos" w:hAnsi="Aptos" w:cs="Aptos"/>
+        </w:rPr>
+        <w:t>│──</w:t>
+      </w:r>
+      <w:r>
+        <w:rPr>
+          <w:rFonts w:ascii="Cambria Math" w:hAnsi="Cambria Math" w:cs="Cambria Math"/>
+        </w:rPr>
+        <w:t>▶</w:t>
+      </w:r>
+      <w:r>
+        <w:rPr>
+          <w:rFonts w:ascii="Aptos" w:hAnsi="Aptos" w:cs="Aptos"/>
+        </w:rPr>
+        <w:t>│</w:t>
+      </w:r>
+      <w:r>
+        <w:t xml:space="preserve"> </w:t>
+      </w:r>
+      <w:r>
+        <w:rPr>
+          <w:rFonts w:ascii="MS Gothic" w:eastAsia="MS Gothic" w:hAnsi="MS Gothic" w:cs="MS Gothic" w:hint="eastAsia"/>
+        </w:rPr>
+        <w:t>├</w:t>
+      </w:r>
+      <w:r>
+        <w:rPr>
+          <w:rFonts w:ascii="Aptos" w:hAnsi="Aptos" w:cs="Aptos"/>
+        </w:rPr>
+        <w:t>──</w:t>
+      </w:r>
+      <w:r>
+        <w:t xml:space="preserve"> code\                    </w:t>
+      </w:r>
+      <w:r>
+        <w:rPr>
+          <w:rFonts w:ascii="Aptos" w:hAnsi="Aptos" w:cs="Aptos"/>
+        </w:rPr>
+        <w:t>│</w:t>
+      </w:r>
+    </w:p>
+    <w:p>
+      <w:r>
+        <w:t xml:space="preserve">│   smart-farm\code       │   │  </w:t>
+      </w:r>
+      <w:proofErr w:type="gramStart"/>
+      <w:r>
+        <w:t xml:space="preserve">   (</w:t>
+      </w:r>
+      <w:proofErr w:type="spellStart"/>
+      <w:proofErr w:type="gramEnd"/>
+      <w:r>
+        <w:t>tạo</w:t>
+      </w:r>
+      <w:proofErr w:type="spellEnd"/>
+      <w:r>
+        <w:t xml:space="preserve"> </w:t>
+      </w:r>
+      <w:proofErr w:type="spellStart"/>
+      <w:r>
+        <w:t>cây</w:t>
+      </w:r>
+      <w:proofErr w:type="spellEnd"/>
+      <w:r>
+        <w:t xml:space="preserve"> </w:t>
+      </w:r>
+      <w:proofErr w:type="spellStart"/>
+      <w:r>
+        <w:t>thư</w:t>
+      </w:r>
+      <w:proofErr w:type="spellEnd"/>
+      <w:r>
+        <w:t xml:space="preserve"> </w:t>
+      </w:r>
+      <w:proofErr w:type="spellStart"/>
+      <w:r>
+        <w:t>mục</w:t>
+      </w:r>
+      <w:proofErr w:type="spellEnd"/>
+      <w:r>
+        <w:t xml:space="preserve"> </w:t>
+      </w:r>
+      <w:proofErr w:type="spellStart"/>
+      <w:proofErr w:type="gramStart"/>
+      <w:r>
+        <w:t>lồng</w:t>
+      </w:r>
+      <w:proofErr w:type="spellEnd"/>
+      <w:r>
+        <w:t xml:space="preserve">)   </w:t>
+      </w:r>
+      <w:proofErr w:type="gramEnd"/>
+      <w:r>
+        <w:t xml:space="preserve">│   │ </w:t>
+      </w:r>
+      <w:r>
+        <w:rPr>
+          <w:rFonts w:ascii="MS Gothic" w:eastAsia="MS Gothic" w:hAnsi="MS Gothic" w:cs="MS Gothic" w:hint="eastAsia"/>
+        </w:rPr>
+        <w:t>├</w:t>
+      </w:r>
+      <w:r>
+        <w:rPr>
+          <w:rFonts w:ascii="Aptos" w:hAnsi="Aptos" w:cs="Aptos"/>
+        </w:rPr>
+        <w:t>──</w:t>
+      </w:r>
+      <w:r>
+        <w:t xml:space="preserve"> data\logs\               </w:t>
+      </w:r>
+      <w:r>
+        <w:rPr>
+          <w:rFonts w:ascii="Aptos" w:hAnsi="Aptos" w:cs="Aptos"/>
+        </w:rPr>
+        <w:t>│</w:t>
+      </w:r>
+    </w:p>
+    <w:p>
+      <w:r>
+        <w:t>│   smart-farm\backup     │   │                              │   │ └── backup\                  │</w:t>
+      </w:r>
+    </w:p>
+    <w:p>
+      <w:r>
+        <w:t>│                         │   │                              │   │                              │</w:t>
+      </w:r>
+    </w:p>
+    <w:p>
+      <w:r>
+        <w:t xml:space="preserve">│ • </w:t>
+      </w:r>
+      <w:proofErr w:type="spellStart"/>
+      <w:r>
+        <w:t>Tên</w:t>
+      </w:r>
+      <w:proofErr w:type="spellEnd"/>
+      <w:r>
+        <w:t xml:space="preserve"> 3 file:           │   │ B2. New-Item -ItemType </w:t>
+      </w:r>
+      <w:proofErr w:type="gramStart"/>
+      <w:r>
+        <w:t>File  │</w:t>
+      </w:r>
+      <w:proofErr w:type="gramEnd"/>
+      <w:r>
+        <w:t xml:space="preserve">   │ code\</w:t>
+      </w:r>
+      <w:proofErr w:type="spellStart"/>
+      <w:r>
+        <w:t>config.json</w:t>
+      </w:r>
+      <w:proofErr w:type="spellEnd"/>
+      <w:r>
+        <w:t xml:space="preserve">             │</w:t>
+      </w:r>
+    </w:p>
+    <w:p>
+      <w:r>
+        <w:t xml:space="preserve">│   </w:t>
+      </w:r>
+      <w:proofErr w:type="spellStart"/>
+      <w:proofErr w:type="gramStart"/>
+      <w:r>
+        <w:t>config.json</w:t>
+      </w:r>
+      <w:proofErr w:type="spellEnd"/>
+      <w:proofErr w:type="gramEnd"/>
+      <w:r>
+        <w:t xml:space="preserve">           │──</w:t>
+      </w:r>
+      <w:r>
+        <w:rPr>
+          <w:rFonts w:ascii="Cambria Math" w:hAnsi="Cambria Math" w:cs="Cambria Math"/>
+        </w:rPr>
+        <w:t>▶</w:t>
+      </w:r>
+      <w:r>
+        <w:rPr>
+          <w:rFonts w:ascii="Aptos" w:hAnsi="Aptos" w:cs="Aptos"/>
+        </w:rPr>
+        <w:t>│</w:t>
+      </w:r>
+      <w:r>
+        <w:t xml:space="preserve">     -Path "</w:t>
+      </w:r>
+      <w:proofErr w:type="spellStart"/>
+      <w:r>
+        <w:t>a","b","c</w:t>
+      </w:r>
+      <w:proofErr w:type="spellEnd"/>
+      <w:r>
+        <w:t xml:space="preserve">"        </w:t>
+      </w:r>
+      <w:r>
+        <w:rPr>
+          <w:rFonts w:ascii="Aptos" w:hAnsi="Aptos" w:cs="Aptos"/>
+        </w:rPr>
+        <w:t>│──</w:t>
+      </w:r>
+      <w:r>
+        <w:rPr>
+          <w:rFonts w:ascii="Cambria Math" w:hAnsi="Cambria Math" w:cs="Cambria Math"/>
+        </w:rPr>
+        <w:t>▶</w:t>
+      </w:r>
+      <w:r>
+        <w:rPr>
+          <w:rFonts w:ascii="Aptos" w:hAnsi="Aptos" w:cs="Aptos"/>
+        </w:rPr>
+        <w:t>│</w:t>
+      </w:r>
+      <w:r>
+        <w:t xml:space="preserve"> code\sensors.py              </w:t>
+      </w:r>
+      <w:r>
+        <w:rPr>
+          <w:rFonts w:ascii="Aptos" w:hAnsi="Aptos" w:cs="Aptos"/>
+        </w:rPr>
+        <w:t>│</w:t>
+      </w:r>
+    </w:p>
+    <w:p>
+      <w:r>
+        <w:t xml:space="preserve">│   sensors.py            │   │  </w:t>
+      </w:r>
+      <w:proofErr w:type="gramStart"/>
+      <w:r>
+        <w:t xml:space="preserve">   (</w:t>
+      </w:r>
+      <w:proofErr w:type="spellStart"/>
+      <w:proofErr w:type="gramEnd"/>
+      <w:r>
+        <w:t>tạo</w:t>
+      </w:r>
+      <w:proofErr w:type="spellEnd"/>
+      <w:r>
+        <w:t xml:space="preserve"> 3 file </w:t>
+      </w:r>
+      <w:proofErr w:type="spellStart"/>
+      <w:r>
+        <w:t>cùng</w:t>
+      </w:r>
+      <w:proofErr w:type="spellEnd"/>
+      <w:r>
+        <w:t xml:space="preserve"> </w:t>
+      </w:r>
+      <w:proofErr w:type="spellStart"/>
+      <w:proofErr w:type="gramStart"/>
+      <w:r>
+        <w:t>lúc</w:t>
+      </w:r>
+      <w:proofErr w:type="spellEnd"/>
+      <w:r>
+        <w:t xml:space="preserve">)   </w:t>
+      </w:r>
+      <w:proofErr w:type="gramEnd"/>
+      <w:r>
+        <w:t xml:space="preserve"> │   │ code</w:t>
+      </w:r>
+      <w:proofErr w:type="gramStart"/>
+      <w:r>
+        <w:t>\.env</w:t>
+      </w:r>
+      <w:proofErr w:type="gramEnd"/>
+      <w:r>
+        <w:t xml:space="preserve">  (file </w:t>
+      </w:r>
+      <w:proofErr w:type="spellStart"/>
+      <w:proofErr w:type="gramStart"/>
+      <w:r>
+        <w:t>ẩn</w:t>
+      </w:r>
+      <w:proofErr w:type="spellEnd"/>
+      <w:r>
+        <w:t xml:space="preserve">)   </w:t>
+      </w:r>
+      <w:proofErr w:type="gramEnd"/>
+      <w:r>
+        <w:t xml:space="preserve">      │</w:t>
+      </w:r>
+    </w:p>
+    <w:p>
+      <w:r>
+        <w:t xml:space="preserve">│ </w:t>
+      </w:r>
+      <w:proofErr w:type="gramStart"/>
+      <w:r>
+        <w:t xml:space="preserve">  .env</w:t>
+      </w:r>
+      <w:proofErr w:type="gramEnd"/>
+      <w:r>
+        <w:t xml:space="preserve">                  │   │                              │   │                              │</w:t>
+      </w:r>
+    </w:p>
+    <w:p>
+      <w:r>
+        <w:t>│                         │   │ B3. Copy-Item -Recurse       │   │ backup\code_v1\              │</w:t>
+      </w:r>
+    </w:p>
+    <w:p>
+      <w:r>
+        <w:t xml:space="preserve">│ • </w:t>
+      </w:r>
+      <w:proofErr w:type="spellStart"/>
+      <w:r>
+        <w:t>Nguồn</w:t>
+      </w:r>
+      <w:proofErr w:type="spellEnd"/>
+      <w:r>
+        <w:t>: code\          │──</w:t>
+      </w:r>
+      <w:r>
+        <w:rPr>
+          <w:rFonts w:ascii="Cambria Math" w:hAnsi="Cambria Math" w:cs="Cambria Math"/>
+        </w:rPr>
+        <w:t>▶</w:t>
+      </w:r>
+      <w:r>
+        <w:rPr>
+          <w:rFonts w:ascii="Aptos" w:hAnsi="Aptos" w:cs="Aptos"/>
+        </w:rPr>
+        <w:t>│</w:t>
+      </w:r>
+      <w:r>
+        <w:t xml:space="preserve">  </w:t>
+      </w:r>
+      <w:proofErr w:type="gramStart"/>
+      <w:r>
+        <w:t xml:space="preserve">   (</w:t>
+      </w:r>
+      <w:proofErr w:type="spellStart"/>
+      <w:proofErr w:type="gramEnd"/>
+      <w:r>
+        <w:t>sao</w:t>
+      </w:r>
+      <w:proofErr w:type="spellEnd"/>
+      <w:r>
+        <w:t xml:space="preserve"> </w:t>
+      </w:r>
+      <w:proofErr w:type="spellStart"/>
+      <w:r>
+        <w:t>ch</w:t>
+      </w:r>
+      <w:r>
+        <w:rPr>
+          <w:rFonts w:ascii="Aptos" w:hAnsi="Aptos" w:cs="Aptos"/>
+        </w:rPr>
+        <w:t>é</w:t>
+      </w:r>
+      <w:r>
+        <w:t>p</w:t>
+      </w:r>
+      <w:proofErr w:type="spellEnd"/>
+      <w:r>
+        <w:t xml:space="preserve"> </w:t>
+      </w:r>
+      <w:proofErr w:type="spellStart"/>
+      <w:r>
+        <w:rPr>
+          <w:rFonts w:ascii="Aptos" w:hAnsi="Aptos" w:cs="Aptos"/>
+        </w:rPr>
+        <w:t>đ</w:t>
+      </w:r>
+      <w:r>
+        <w:t>ệ</w:t>
+      </w:r>
+      <w:proofErr w:type="spellEnd"/>
+      <w:r>
+        <w:t xml:space="preserve"> </w:t>
+      </w:r>
+      <w:proofErr w:type="spellStart"/>
+      <w:proofErr w:type="gramStart"/>
+      <w:r>
+        <w:t>quy</w:t>
+      </w:r>
+      <w:proofErr w:type="spellEnd"/>
+      <w:r>
+        <w:t xml:space="preserve">)   </w:t>
+      </w:r>
+      <w:proofErr w:type="gramEnd"/>
+      <w:r>
+        <w:t xml:space="preserve">     │──</w:t>
+      </w:r>
+      <w:r>
+        <w:rPr>
+          <w:rFonts w:ascii="Cambria Math" w:hAnsi="Cambria Math" w:cs="Cambria Math"/>
+        </w:rPr>
+        <w:t>▶</w:t>
+      </w:r>
+      <w:r>
+        <w:rPr>
+          <w:rFonts w:ascii="Aptos" w:hAnsi="Aptos" w:cs="Aptos"/>
+        </w:rPr>
+        <w:t>│</w:t>
+      </w:r>
+      <w:r>
+        <w:t xml:space="preserve">   </w:t>
+      </w:r>
+      <w:r>
+        <w:rPr>
+          <w:rFonts w:ascii="MS Gothic" w:eastAsia="MS Gothic" w:hAnsi="MS Gothic" w:cs="MS Gothic" w:hint="eastAsia"/>
+        </w:rPr>
+        <w:t>├</w:t>
+      </w:r>
+      <w:r>
+        <w:rPr>
+          <w:rFonts w:ascii="Aptos" w:hAnsi="Aptos" w:cs="Aptos"/>
+        </w:rPr>
+        <w:t>──</w:t>
+      </w:r>
+      <w:r>
+        <w:t xml:space="preserve"> </w:t>
+      </w:r>
+      <w:proofErr w:type="spellStart"/>
+      <w:proofErr w:type="gramStart"/>
+      <w:r>
+        <w:t>config.json</w:t>
+      </w:r>
+      <w:proofErr w:type="spellEnd"/>
+      <w:proofErr w:type="gramEnd"/>
+      <w:r>
+        <w:t xml:space="preserve">            </w:t>
+      </w:r>
+      <w:r>
+        <w:rPr>
+          <w:rFonts w:ascii="Aptos" w:hAnsi="Aptos" w:cs="Aptos"/>
+        </w:rPr>
+        <w:t>│</w:t>
+      </w:r>
+    </w:p>
+    <w:p>
+      <w:r>
+        <w:t xml:space="preserve">│ • </w:t>
+      </w:r>
+      <w:proofErr w:type="spellStart"/>
+      <w:r>
+        <w:t>Đích</w:t>
+      </w:r>
+      <w:proofErr w:type="spellEnd"/>
+      <w:r>
+        <w:t>: backup\code_v</w:t>
+      </w:r>
+      <w:proofErr w:type="gramStart"/>
+      <w:r>
+        <w:t>1  │</w:t>
+      </w:r>
+      <w:proofErr w:type="gramEnd"/>
+      <w:r>
+        <w:t xml:space="preserve">   │                              │   │   </w:t>
+      </w:r>
+      <w:r>
+        <w:rPr>
+          <w:rFonts w:ascii="MS Gothic" w:eastAsia="MS Gothic" w:hAnsi="MS Gothic" w:cs="MS Gothic" w:hint="eastAsia"/>
+        </w:rPr>
+        <w:t>├</w:t>
+      </w:r>
+      <w:r>
+        <w:rPr>
+          <w:rFonts w:ascii="Aptos" w:hAnsi="Aptos" w:cs="Aptos"/>
+        </w:rPr>
+        <w:t>──</w:t>
+      </w:r>
+      <w:r>
+        <w:t xml:space="preserve"> sensors.py             </w:t>
+      </w:r>
+      <w:r>
+        <w:rPr>
+          <w:rFonts w:ascii="Aptos" w:hAnsi="Aptos" w:cs="Aptos"/>
+        </w:rPr>
+        <w:t>│</w:t>
+      </w:r>
+    </w:p>
+    <w:p>
+      <w:r>
+        <w:t>│                         │   │                              │   │   └─</w:t>
+      </w:r>
+      <w:proofErr w:type="gramStart"/>
+      <w:r>
+        <w:t>─ .env</w:t>
+      </w:r>
+      <w:proofErr w:type="gramEnd"/>
+      <w:r>
+        <w:t xml:space="preserve">                   │</w:t>
+      </w:r>
+    </w:p>
+    <w:p>
+      <w:r>
+        <w:t>└─────────────────────────┘   └──────────────────────────────┘   └──────────────────────────────┘</w:t>
       </w:r>
     </w:p>
     <w:sectPr>
